--- a/deliverables/report/SENTINEL-CXR_Report.docx
+++ b/deliverables/report/SENTINEL-CXR_Report.docx
@@ -361,12 +361,57 @@
       </w:pPr>
       <w:r>
         <w:rPr>
+          <w:b/>
+          <w:i w:val="0"/>
+          <w:color w:val="1B7D97"/>
+          <w:sz w:val="20"/>
+        </w:rPr>
+        <w:t>Live system:  sentinel-cxr.vercel.app</w:t>
+      </w:r>
+    </w:p>
+    <w:p>
+      <w:pPr>
+        <w:spacing w:after="120"/>
+        <w:jc w:val="center"/>
+      </w:pPr>
+      <w:r>
+        <w:rPr>
+          <w:b w:val="0"/>
+          <w:i/>
+          <w:color w:val="5C666D"/>
+          <w:sz w:val="17"/>
+        </w:rPr>
+        <w:t>Open the console and click “Explore the demo” — no sign-up required</w:t>
+      </w:r>
+    </w:p>
+    <w:p>
+      <w:pPr>
+        <w:spacing w:after="40"/>
+        <w:jc w:val="center"/>
+      </w:pPr>
+      <w:r>
+        <w:rPr>
           <w:b w:val="0"/>
           <w:i w:val="0"/>
           <w:color w:val="5C666D"/>
           <w:sz w:val="18"/>
         </w:rPr>
-        <w:t>Repository: github.com/krish2105/Deep-Learning-</w:t>
+        <w:t>Source code:  github.com/krish2105/Deep-Learning-</w:t>
+      </w:r>
+    </w:p>
+    <w:p>
+      <w:pPr>
+        <w:spacing w:after="40"/>
+        <w:jc w:val="center"/>
+      </w:pPr>
+      <w:r>
+        <w:rPr>
+          <w:b w:val="0"/>
+          <w:i w:val="0"/>
+          <w:color w:val="5C666D"/>
+          <w:sz w:val="18"/>
+        </w:rPr>
+        <w:t>API:  sentinel-cxr-api.onrender.com/docs</w:t>
       </w:r>
     </w:p>
     <w:p>
@@ -478,7 +523,354 @@
         <w:pStyle w:val="Heading1"/>
       </w:pPr>
       <w:r>
+        <w:t>Accessing the system</w:t>
+      </w:r>
+    </w:p>
+    <w:p>
+      <w:r>
+        <w:rPr>
+          <w:b w:val="0"/>
+          <w:i w:val="0"/>
+          <w:color w:val="11161A"/>
+          <w:sz w:val="21"/>
+        </w:rPr>
+        <w:t>The system is deployed and can be examined without installing anything. The fastest route is the demo, which requires no account.</w:t>
+      </w:r>
+    </w:p>
+    <w:tbl>
+      <w:tblPr>
+        <w:tblStyle w:val="TableGrid"/>
+        <w:tblW w:type="auto" w:w="0"/>
+        <w:jc w:val="center"/>
+        <w:tblLook w:firstColumn="1" w:firstRow="1" w:lastColumn="0" w:lastRow="0" w:noHBand="0" w:noVBand="1" w:val="04A0"/>
+      </w:tblPr>
+      <w:tblGrid>
+        <w:gridCol w:w="3097"/>
+        <w:gridCol w:w="3097"/>
+        <w:gridCol w:w="3097"/>
+      </w:tblGrid>
+      <w:tr>
+        <w:tc>
+          <w:tcPr>
+            <w:tcW w:type="dxa" w:w="2041"/>
+            <w:shd w:val="clear" w:fill="1B7D97"/>
+          </w:tcPr>
+          <w:p>
+            <w:r/>
+            <w:r>
+              <w:rPr>
+                <w:b/>
+                <w:color w:val="FFFFFF"/>
+                <w:sz w:val="18"/>
+              </w:rPr>
+              <w:t>What</w:t>
+            </w:r>
+          </w:p>
+        </w:tc>
+        <w:tc>
+          <w:tcPr>
+            <w:tcW w:type="dxa" w:w="3061"/>
+            <w:shd w:val="clear" w:fill="1B7D97"/>
+          </w:tcPr>
+          <w:p>
+            <w:r/>
+            <w:r>
+              <w:rPr>
+                <w:b/>
+                <w:color w:val="FFFFFF"/>
+                <w:sz w:val="18"/>
+              </w:rPr>
+              <w:t>Where</w:t>
+            </w:r>
+          </w:p>
+        </w:tc>
+        <w:tc>
+          <w:tcPr>
+            <w:tcW w:type="dxa" w:w="3685"/>
+            <w:shd w:val="clear" w:fill="1B7D97"/>
+          </w:tcPr>
+          <w:p>
+            <w:r/>
+            <w:r>
+              <w:rPr>
+                <w:b/>
+                <w:color w:val="FFFFFF"/>
+                <w:sz w:val="18"/>
+              </w:rPr>
+              <w:t>Notes</w:t>
+            </w:r>
+          </w:p>
+        </w:tc>
+      </w:tr>
+      <w:tr>
+        <w:tc>
+          <w:tcPr>
+            <w:tcW w:type="dxa" w:w="2041"/>
+          </w:tcPr>
+          <w:p>
+            <w:r/>
+            <w:r>
+              <w:rPr>
+                <w:sz w:val="18"/>
+              </w:rPr>
+              <w:t>Live application</w:t>
+            </w:r>
+          </w:p>
+        </w:tc>
+        <w:tc>
+          <w:tcPr>
+            <w:tcW w:type="dxa" w:w="3061"/>
+          </w:tcPr>
+          <w:p>
+            <w:r/>
+            <w:r>
+              <w:rPr>
+                <w:sz w:val="18"/>
+              </w:rPr>
+              <w:t>sentinel-cxr.vercel.app</w:t>
+            </w:r>
+          </w:p>
+        </w:tc>
+        <w:tc>
+          <w:tcPr>
+            <w:tcW w:type="dxa" w:w="3685"/>
+          </w:tcPr>
+          <w:p>
+            <w:r/>
+            <w:r>
+              <w:rPr>
+                <w:sz w:val="18"/>
+              </w:rPr>
+              <w:t>Console, dashboard and landing page</w:t>
+            </w:r>
+          </w:p>
+        </w:tc>
+      </w:tr>
+      <w:tr>
+        <w:tc>
+          <w:tcPr>
+            <w:tcW w:type="dxa" w:w="2041"/>
+          </w:tcPr>
+          <w:p>
+            <w:r/>
+            <w:r>
+              <w:rPr>
+                <w:sz w:val="18"/>
+              </w:rPr>
+              <w:t>Demo access</w:t>
+            </w:r>
+          </w:p>
+        </w:tc>
+        <w:tc>
+          <w:tcPr>
+            <w:tcW w:type="dxa" w:w="3061"/>
+          </w:tcPr>
+          <w:p>
+            <w:r/>
+            <w:r>
+              <w:rPr>
+                <w:sz w:val="18"/>
+              </w:rPr>
+              <w:t>Console → “Explore the demo”</w:t>
+            </w:r>
+          </w:p>
+        </w:tc>
+        <w:tc>
+          <w:tcPr>
+            <w:tcW w:type="dxa" w:w="3685"/>
+          </w:tcPr>
+          <w:p>
+            <w:r/>
+            <w:r>
+              <w:rPr>
+                <w:sz w:val="18"/>
+              </w:rPr>
+              <w:t>No sign-up. Five studies covering triage, abstention, out-of-distribution rejection and a two-visit progression pair</w:t>
+            </w:r>
+          </w:p>
+        </w:tc>
+      </w:tr>
+      <w:tr>
+        <w:tc>
+          <w:tcPr>
+            <w:tcW w:type="dxa" w:w="2041"/>
+          </w:tcPr>
+          <w:p>
+            <w:r/>
+            <w:r>
+              <w:rPr>
+                <w:sz w:val="18"/>
+              </w:rPr>
+              <w:t>Analytics dashboard</w:t>
+            </w:r>
+          </w:p>
+        </w:tc>
+        <w:tc>
+          <w:tcPr>
+            <w:tcW w:type="dxa" w:w="3061"/>
+          </w:tcPr>
+          <w:p>
+            <w:r/>
+            <w:r>
+              <w:rPr>
+                <w:sz w:val="18"/>
+              </w:rPr>
+              <w:t>sentinel-cxr.vercel.app/dashboard</w:t>
+            </w:r>
+          </w:p>
+        </w:tc>
+        <w:tc>
+          <w:tcPr>
+            <w:tcW w:type="dxa" w:w="3685"/>
+          </w:tcPr>
+          <w:p>
+            <w:r/>
+            <w:r>
+              <w:rPr>
+                <w:sz w:val="18"/>
+              </w:rPr>
+              <w:t>Measured coverage, fairness audit, model health, audit record</w:t>
+            </w:r>
+          </w:p>
+        </w:tc>
+      </w:tr>
+      <w:tr>
+        <w:tc>
+          <w:tcPr>
+            <w:tcW w:type="dxa" w:w="2041"/>
+          </w:tcPr>
+          <w:p>
+            <w:r/>
+            <w:r>
+              <w:rPr>
+                <w:sz w:val="18"/>
+              </w:rPr>
+              <w:t>Source code</w:t>
+            </w:r>
+          </w:p>
+        </w:tc>
+        <w:tc>
+          <w:tcPr>
+            <w:tcW w:type="dxa" w:w="3061"/>
+          </w:tcPr>
+          <w:p>
+            <w:r/>
+            <w:r>
+              <w:rPr>
+                <w:sz w:val="18"/>
+              </w:rPr>
+              <w:t>github.com/krish2105/Deep-Learning-</w:t>
+            </w:r>
+          </w:p>
+        </w:tc>
+        <w:tc>
+          <w:tcPr>
+            <w:tcW w:type="dxa" w:w="3685"/>
+          </w:tcPr>
+          <w:p>
+            <w:r/>
+            <w:r>
+              <w:rPr>
+                <w:sz w:val="18"/>
+              </w:rPr>
+              <w:t>Public. Continuous integration passing, 83 automated tests</w:t>
+            </w:r>
+          </w:p>
+        </w:tc>
+      </w:tr>
+      <w:tr>
+        <w:tc>
+          <w:tcPr>
+            <w:tcW w:type="dxa" w:w="2041"/>
+          </w:tcPr>
+          <w:p>
+            <w:r/>
+            <w:r>
+              <w:rPr>
+                <w:sz w:val="18"/>
+              </w:rPr>
+              <w:t>API documentation</w:t>
+            </w:r>
+          </w:p>
+        </w:tc>
+        <w:tc>
+          <w:tcPr>
+            <w:tcW w:type="dxa" w:w="3061"/>
+          </w:tcPr>
+          <w:p>
+            <w:r/>
+            <w:r>
+              <w:rPr>
+                <w:sz w:val="18"/>
+              </w:rPr>
+              <w:t>sentinel-cxr-api.onrender.com/docs</w:t>
+            </w:r>
+          </w:p>
+        </w:tc>
+        <w:tc>
+          <w:tcPr>
+            <w:tcW w:type="dxa" w:w="3685"/>
+          </w:tcPr>
+          <w:p>
+            <w:r/>
+            <w:r>
+              <w:rPr>
+                <w:sz w:val="18"/>
+              </w:rPr>
+              <w:t>Interactive OpenAPI surface</w:t>
+            </w:r>
+          </w:p>
+        </w:tc>
+      </w:tr>
+    </w:tbl>
+    <w:p>
+      <w:pPr>
+        <w:spacing w:after="200"/>
+      </w:pPr>
+      <w:r>
+        <w:rPr>
+          <w:b w:val="0"/>
+          <w:i/>
+          <w:color w:val="5C666D"/>
+          <w:sz w:val="17"/>
+        </w:rPr>
+        <w:t>Table 1. How to reach each part of the system.</w:t>
+      </w:r>
+    </w:p>
+    <w:p>
+      <w:r>
+        <w:rPr>
+          <w:b w:val="0"/>
+          <w:i w:val="0"/>
+          <w:color w:val="11161A"/>
+          <w:sz w:val="20"/>
+        </w:rPr>
+        <w:t>Two notes on the free-tier hosting. The API sleeps after fifteen minutes of inactivity, so the first request after a quiet period can take up to a minute; subsequent requests are immediate. And because the free tier has no persistent disk, registered accounts do not survive a restart — the demo path reissues itself automatically and is therefore the reliable way in. Both limitations are reported by the application itself rather than hidden.</w:t>
+      </w:r>
+    </w:p>
+    <w:p>
+      <w:r>
+        <w:br w:type="page"/>
+      </w:r>
+    </w:p>
+    <w:p>
+      <w:pPr>
+        <w:pStyle w:val="Heading1"/>
+      </w:pPr>
+      <w:r>
         <w:t>Contents</w:t>
+      </w:r>
+    </w:p>
+    <w:p>
+      <w:pPr>
+        <w:spacing w:after="80"/>
+      </w:pPr>
+      <w:r>
+        <w:rPr>
+          <w:sz w:val="21"/>
+        </w:rPr>
+        <w:tab/>
+        <w:t>Accessing the system</w:t>
       </w:r>
     </w:p>
     <w:p>
